--- a/Versions-html-and-docx/section_sax_v4.docx
+++ b/Versions-html-and-docx/section_sax_v4.docx
@@ -6118,7 +6118,7 @@
                 <w:b/>
                 <w:sz w:val="18"/>
               </w:rPr>
-              <w:t>Basson</w:t>
+              <w:t>Cor anglais</w:t>
             </w:r>
           </w:p>
         </w:tc>
@@ -6154,7 +6154,7 @@
                 <w:b w:val="0"/>
                 <w:sz w:val="18"/>
               </w:rPr>
-              <w:t>502</w:t>
+              <w:t>452</w:t>
             </w:r>
           </w:p>
         </w:tc>
@@ -6172,7 +6172,7 @@
                 <w:b w:val="0"/>
                 <w:sz w:val="18"/>
               </w:rPr>
-              <w:t>Δ=104 Hz</w:t>
+              <w:t>Δ=54 Hz</w:t>
             </w:r>
           </w:p>
         </w:tc>
@@ -6190,7 +6190,7 @@
                 <w:b w:val="0"/>
                 <w:sz w:val="18"/>
               </w:rPr>
-              <w:t>Bonne</w:t>
+              <w:t>Excellente</w:t>
             </w:r>
           </w:p>
         </w:tc>
@@ -6228,7 +6228,7 @@
                 <w:b/>
                 <w:sz w:val="18"/>
               </w:rPr>
-              <w:t>Cor anglais</w:t>
+              <w:t>Cor</w:t>
             </w:r>
           </w:p>
         </w:tc>
@@ -6264,7 +6264,7 @@
                 <w:b w:val="0"/>
                 <w:sz w:val="18"/>
               </w:rPr>
-              <w:t>452</w:t>
+              <w:t>388</w:t>
             </w:r>
           </w:p>
         </w:tc>
@@ -6282,7 +6282,7 @@
                 <w:b w:val="0"/>
                 <w:sz w:val="18"/>
               </w:rPr>
-              <w:t>Δ=54 Hz</w:t>
+              <w:t>Δ=10 Hz</w:t>
             </w:r>
           </w:p>
         </w:tc>
@@ -6300,7 +6300,7 @@
                 <w:b w:val="0"/>
                 <w:sz w:val="18"/>
               </w:rPr>
-              <w:t>Excellente</w:t>
+              <w:t>Quasi-parfaite</w:t>
             </w:r>
           </w:p>
         </w:tc>
@@ -6338,7 +6338,7 @@
                 <w:b/>
                 <w:sz w:val="18"/>
               </w:rPr>
-              <w:t>Cor</w:t>
+              <w:t>Basson</w:t>
             </w:r>
           </w:p>
         </w:tc>
@@ -6374,7 +6374,7 @@
                 <w:b w:val="0"/>
                 <w:sz w:val="18"/>
               </w:rPr>
-              <w:t>457</w:t>
+              <w:t>495</w:t>
             </w:r>
           </w:p>
         </w:tc>
@@ -6392,7 +6392,7 @@
                 <w:b w:val="0"/>
                 <w:sz w:val="18"/>
               </w:rPr>
-              <w:t>Δ=59 Hz</w:t>
+              <w:t>Δ=97 Hz</w:t>
             </w:r>
           </w:p>
         </w:tc>
@@ -6410,7 +6410,7 @@
                 <w:b w:val="0"/>
                 <w:sz w:val="18"/>
               </w:rPr>
-              <w:t>Excellente</w:t>
+              <w:t>Bonne</w:t>
             </w:r>
           </w:p>
         </w:tc>
@@ -6448,7 +6448,7 @@
                 <w:b/>
                 <w:sz w:val="18"/>
               </w:rPr>
-              <w:t>Violoncelle</w:t>
+              <w:t>Alto</w:t>
             </w:r>
           </w:p>
         </w:tc>
@@ -6484,7 +6484,7 @@
                 <w:b w:val="0"/>
                 <w:sz w:val="18"/>
               </w:rPr>
-              <w:t>499</w:t>
+              <w:t>377</w:t>
             </w:r>
           </w:p>
         </w:tc>
@@ -6502,7 +6502,7 @@
                 <w:b w:val="0"/>
                 <w:sz w:val="18"/>
               </w:rPr>
-              <w:t>Δ=101 Hz</w:t>
+              <w:t>Δ=21 Hz</w:t>
             </w:r>
           </w:p>
         </w:tc>
@@ -6520,7 +6520,7 @@
                 <w:b w:val="0"/>
                 <w:sz w:val="18"/>
               </w:rPr>
-              <w:t>Bonne</w:t>
+              <w:t>Quasi-parfaite</w:t>
             </w:r>
           </w:p>
         </w:tc>
@@ -6558,6 +6558,116 @@
                 <w:b/>
                 <w:sz w:val="18"/>
               </w:rPr>
+              <w:t>Violoncelle</w:t>
+            </w:r>
+          </w:p>
+        </w:tc>
+        <w:tc>
+          <w:tcPr>
+            <w:tcW w:type="dxa" w:w="907"/>
+          </w:tcPr>
+          <w:p>
+            <w:pPr>
+              <w:jc w:val="center"/>
+            </w:pPr>
+            <w:r/>
+            <w:r>
+              <w:rPr>
+                <w:b w:val="0"/>
+                <w:sz w:val="18"/>
+              </w:rPr>
+              <w:t>398</w:t>
+            </w:r>
+          </w:p>
+        </w:tc>
+        <w:tc>
+          <w:tcPr>
+            <w:tcW w:type="dxa" w:w="907"/>
+          </w:tcPr>
+          <w:p>
+            <w:pPr>
+              <w:jc w:val="center"/>
+            </w:pPr>
+            <w:r/>
+            <w:r>
+              <w:rPr>
+                <w:b w:val="0"/>
+                <w:sz w:val="18"/>
+              </w:rPr>
+              <w:t>205</w:t>
+            </w:r>
+          </w:p>
+        </w:tc>
+        <w:tc>
+          <w:tcPr>
+            <w:tcW w:type="dxa" w:w="1020"/>
+          </w:tcPr>
+          <w:p>
+            <w:pPr>
+              <w:jc w:val="center"/>
+            </w:pPr>
+            <w:r/>
+            <w:r>
+              <w:rPr>
+                <w:b w:val="0"/>
+                <w:sz w:val="18"/>
+              </w:rPr>
+              <w:t>Δ=193 Hz</w:t>
+            </w:r>
+          </w:p>
+        </w:tc>
+        <w:tc>
+          <w:tcPr>
+            <w:tcW w:type="dxa" w:w="1417"/>
+          </w:tcPr>
+          <w:p>
+            <w:pPr>
+              <w:jc w:val="center"/>
+            </w:pPr>
+            <w:r/>
+            <w:r>
+              <w:rPr>
+                <w:b w:val="0"/>
+                <w:sz w:val="18"/>
+              </w:rPr>
+              <w:t>Bonne</w:t>
+            </w:r>
+          </w:p>
+        </w:tc>
+        <w:tc>
+          <w:tcPr>
+            <w:tcW w:type="dxa" w:w="1417"/>
+          </w:tcPr>
+          <w:p>
+            <w:pPr>
+              <w:jc w:val="center"/>
+            </w:pPr>
+            <w:r/>
+            <w:r>
+              <w:rPr>
+                <w:b w:val="0"/>
+                <w:sz w:val="18"/>
+              </w:rPr>
+              <w:t>Octave</w:t>
+            </w:r>
+          </w:p>
+        </w:tc>
+      </w:tr>
+      <w:tr>
+        <w:tc>
+          <w:tcPr>
+            <w:tcW w:type="dxa" w:w="1814"/>
+          </w:tcPr>
+          <w:p>
+            <w:pPr>
+              <w:jc w:val="center"/>
+            </w:pPr>
+            <w:r/>
+            <w:r>
+              <w:rPr>
+                <w:b/>
+                <w:sz w:val="18"/>
+              </w:rPr>
               <w:t>Clarinette Sib</w:t>
             </w:r>
           </w:p>
@@ -6594,7 +6704,7 @@
                 <w:b w:val="0"/>
                 <w:sz w:val="18"/>
               </w:rPr>
-              <w:t>1 016</w:t>
+              <w:t>463</w:t>
             </w:r>
           </w:p>
         </w:tc>
@@ -6612,7 +6722,7 @@
                 <w:b w:val="0"/>
                 <w:sz w:val="18"/>
               </w:rPr>
-              <w:t>Δ=618 Hz</w:t>
+              <w:t>Δ=65 Hz</w:t>
             </w:r>
           </w:p>
         </w:tc>
@@ -6630,7 +6740,7 @@
                 <w:b w:val="0"/>
                 <w:sz w:val="18"/>
               </w:rPr>
-              <w:t>Complémentaire</w:t>
+              <w:t>Excellente</w:t>
             </w:r>
           </w:p>
         </w:tc>
@@ -6648,7 +6758,7 @@
                 <w:b w:val="0"/>
                 <w:sz w:val="18"/>
               </w:rPr>
-              <w:t>Octave</w:t>
+              <w:t>Unisson</w:t>
             </w:r>
           </w:p>
         </w:tc>
